--- a/會議記錄/交流區資料表紀錄_更新版.docx
+++ b/會議記錄/交流區資料表紀錄_更新版.docx
@@ -3,6 +3,15 @@
 <w:document xmlns:wpc="http://schemas.microsoft.com/office/word/2010/wordprocessingCanvas" xmlns:cx="http://schemas.microsoft.com/office/drawing/2014/chartex" xmlns:cx1="http://schemas.microsoft.com/office/drawing/2015/9/8/chartex" xmlns:cx2="http://schemas.microsoft.com/office/drawing/2015/10/21/chartex" xmlns:cx3="http://schemas.microsoft.com/office/drawing/2016/5/9/chartex" xmlns:cx4="http://schemas.microsoft.com/office/drawing/2016/5/10/chartex" xmlns:cx5="http://schemas.microsoft.com/office/drawing/2016/5/11/chartex" xmlns:cx6="http://schemas.microsoft.com/office/drawing/2016/5/12/chartex" xmlns:cx7="http://schemas.microsoft.com/office/drawing/2016/5/13/chartex" xmlns:cx8="http://schemas.microsoft.com/office/drawing/2016/5/14/chartex" xmlns:mc="http://schemas.openxmlformats.org/markup-compatibility/2006" xmlns:aink="http://schemas.microsoft.com/office/drawing/2016/ink" xmlns:am3d="http://schemas.microsoft.com/office/drawing/2017/model3d" xmlns:o="urn:schemas-microsoft-com:office:office" xmlns:oel="http://schemas.microsoft.com/office/2019/extlst" xmlns:r="http://schemas.openxmlformats.org/officeDocument/2006/relationships" xmlns:m="http://schemas.openxmlformats.org/officeDocument/2006/math" xmlns:v="urn:schemas-microsoft-com:vml" xmlns:wp14="http://schemas.microsoft.com/office/word/2010/wordprocessingDrawing" xmlns:wp="http://schemas.openxmlformats.org/drawingml/2006/wordprocessingDrawing" xmlns:w10="urn:schemas-microsoft-com:office:word" xmlns:w="http://schemas.openxmlformats.org/wordprocessingml/2006/main" xmlns:w14="http://schemas.microsoft.com/office/word/2010/wordml" xmlns:w15="http://schemas.microsoft.com/office/word/2012/wordml" xmlns:w16cex="http://schemas.microsoft.com/office/word/2018/wordml/cex" xmlns:w16cid="http://schemas.microsoft.com/office/word/2016/wordml/cid" xmlns:w16="http://schemas.microsoft.com/office/word/2018/wordml" xmlns:w16du="http://schemas.microsoft.com/office/word/2023/wordml/word16du" xmlns:w16sdtdh="http://schemas.microsoft.com/office/word/2020/wordml/sdtdatahash" xmlns:w16sdtfl="http://schemas.microsoft.com/office/word/2024/wordml/sdtformatlock" xmlns:w16se="http://schemas.microsoft.com/office/word/2015/wordml/symex" xmlns:wpg="http://schemas.microsoft.com/office/word/2010/wordprocessingGroup" xmlns:wpi="http://schemas.microsoft.com/office/word/2010/wordprocessingInk" xmlns:wne="http://schemas.microsoft.com/office/word/2006/wordml" xmlns:wps="http://schemas.microsoft.com/office/word/2010/wordprocessingShape" mc:Ignorable="w14 w15 w16se w16cid w16 w16cex w16sdtdh w16sdtfl w16du wp14">
   <w:body>
     <w:p>
+      <w:r>
+        <w:rPr>
+          <w:rFonts w:hint="eastAsia"/>
+        </w:rPr>
+        <w:t>交流區資料表更新</w:t>
+      </w:r>
+      <w:r>
+        <w:br/>
+      </w:r>
       <w:r>
         <w:t xml:space="preserve">✅ </w:t>
       </w:r>

--- a/會議記錄/交流區資料表紀錄_更新版.docx
+++ b/會議記錄/交流區資料表紀錄_更新版.docx
@@ -7,7 +7,24 @@
         <w:rPr>
           <w:rFonts w:hint="eastAsia"/>
         </w:rPr>
-        <w:t>交流區資料表更新</w:t>
+        <w:t>交流區資料表</w:t>
+      </w:r>
+      <w:r>
+        <w:rPr>
+          <w:rFonts w:hint="eastAsia"/>
+        </w:rPr>
+        <w:t>(</w:t>
+      </w:r>
+      <w:proofErr w:type="spellStart"/>
+      <w:r>
+        <w:t>chat_interaction</w:t>
+      </w:r>
+      <w:proofErr w:type="spellEnd"/>
+      <w:r>
+        <w:rPr>
+          <w:rFonts w:hint="eastAsia"/>
+        </w:rPr>
+        <w:t>)</w:t>
       </w:r>
       <w:r>
         <w:br/>

--- a/會議記錄/交流區資料表紀錄_更新版.docx
+++ b/會議記錄/交流區資料表紀錄_更新版.docx
@@ -15,11 +15,9 @@
         </w:rPr>
         <w:t>(</w:t>
       </w:r>
-      <w:proofErr w:type="spellStart"/>
       <w:r>
         <w:t>chat_interaction</w:t>
       </w:r>
-      <w:proofErr w:type="spellEnd"/>
       <w:r>
         <w:rPr>
           <w:rFonts w:hint="eastAsia"/>
@@ -28,8 +26,6 @@
       </w:r>
       <w:r>
         <w:br/>
-      </w:r>
-      <w:r>
         <w:t xml:space="preserve">✅ </w:t>
       </w:r>
       <w:r>
@@ -52,15 +48,7 @@
     </w:p>
     <w:p>
       <w:r>
-        <w:t xml:space="preserve">2. </w:t>
-      </w:r>
-      <w:proofErr w:type="spellStart"/>
-      <w:r>
-        <w:t>message_content</w:t>
-      </w:r>
-      <w:proofErr w:type="spellEnd"/>
-      <w:r>
-        <w:t xml:space="preserve"> → </w:t>
+        <w:t xml:space="preserve">2. message_content → </w:t>
       </w:r>
       <w:r>
         <w:t>內容</w:t>
@@ -68,15 +56,7 @@
     </w:p>
     <w:p>
       <w:r>
-        <w:t xml:space="preserve">3. </w:t>
-      </w:r>
-      <w:proofErr w:type="spellStart"/>
-      <w:r>
-        <w:t>created_at</w:t>
-      </w:r>
-      <w:proofErr w:type="spellEnd"/>
-      <w:r>
-        <w:t xml:space="preserve">      → </w:t>
+        <w:t xml:space="preserve">3. created_at      → </w:t>
       </w:r>
       <w:r>
         <w:t>發文時間</w:t>
@@ -84,29 +64,13 @@
     </w:p>
     <w:p>
       <w:r>
-        <w:t xml:space="preserve">4. </w:t>
-      </w:r>
-      <w:proofErr w:type="spellStart"/>
-      <w:r>
-        <w:t>user_id</w:t>
-      </w:r>
-      <w:proofErr w:type="spellEnd"/>
-      <w:r>
-        <w:t xml:space="preserve">         → </w:t>
+        <w:t xml:space="preserve">4. user_id         → </w:t>
       </w:r>
       <w:r>
         <w:t>外鍵，原本對應</w:t>
       </w:r>
       <w:r>
-        <w:t xml:space="preserve"> </w:t>
-      </w:r>
-      <w:proofErr w:type="spellStart"/>
-      <w:r>
-        <w:t>this_user_profile</w:t>
-      </w:r>
-      <w:proofErr w:type="spellEnd"/>
-      <w:r>
-        <w:t xml:space="preserve"> </w:t>
+        <w:t xml:space="preserve"> this_user_profile </w:t>
       </w:r>
       <w:r>
         <w:t>表</w:t>
@@ -129,15 +93,7 @@
     </w:p>
     <w:p>
       <w:r>
-        <w:t xml:space="preserve">1. </w:t>
-      </w:r>
-      <w:proofErr w:type="spellStart"/>
-      <w:r>
-        <w:t>interaction_id</w:t>
-      </w:r>
-      <w:proofErr w:type="spellEnd"/>
-      <w:r>
-        <w:t xml:space="preserve">      → </w:t>
+        <w:t xml:space="preserve">1. interaction_id      → </w:t>
       </w:r>
       <w:r>
         <w:t>自動流水號主鍵</w:t>
@@ -145,15 +101,7 @@
     </w:p>
     <w:p>
       <w:r>
-        <w:t xml:space="preserve">2. </w:t>
-      </w:r>
-      <w:proofErr w:type="spellStart"/>
-      <w:r>
-        <w:t>user_id</w:t>
-      </w:r>
-      <w:proofErr w:type="spellEnd"/>
-      <w:r>
-        <w:t xml:space="preserve">             → </w:t>
+        <w:t xml:space="preserve">2. user_id             → </w:t>
       </w:r>
       <w:r>
         <w:t>外鍵（已修改為對應</w:t>
@@ -187,15 +135,7 @@
     </w:p>
     <w:p>
       <w:r>
-        <w:t xml:space="preserve">4. </w:t>
-      </w:r>
-      <w:proofErr w:type="spellStart"/>
-      <w:r>
-        <w:t>bgcolor</w:t>
-      </w:r>
-      <w:proofErr w:type="spellEnd"/>
-      <w:r>
-        <w:t xml:space="preserve">             → </w:t>
+        <w:t xml:space="preserve">4. bgcolor             → </w:t>
       </w:r>
       <w:r>
         <w:t>頭像背景色（前端顏色代碼）</w:t>
@@ -203,42 +143,21 @@
     </w:p>
     <w:p>
       <w:r>
-        <w:t xml:space="preserve">5. </w:t>
-      </w:r>
-      <w:proofErr w:type="spellStart"/>
-      <w:r>
-        <w:t>avatar_style</w:t>
-      </w:r>
-      <w:proofErr w:type="spellEnd"/>
-      <w:r>
-        <w:t xml:space="preserve">        → </w:t>
+        <w:t xml:space="preserve">5. avatar_style        → </w:t>
       </w:r>
       <w:r>
         <w:t>頭像風格（例如</w:t>
       </w:r>
       <w:r>
-        <w:t xml:space="preserve"> </w:t>
-      </w:r>
-      <w:proofErr w:type="spellStart"/>
-      <w:r>
-        <w:t>avataaars</w:t>
-      </w:r>
-      <w:proofErr w:type="spellEnd"/>
+        <w:t xml:space="preserve"> avataaars</w:t>
+      </w:r>
       <w:r>
         <w:t>）</w:t>
       </w:r>
     </w:p>
     <w:p>
       <w:r>
-        <w:t xml:space="preserve">6. </w:t>
-      </w:r>
-      <w:proofErr w:type="spellStart"/>
-      <w:r>
-        <w:t>avatar_url</w:t>
-      </w:r>
-      <w:proofErr w:type="spellEnd"/>
-      <w:r>
-        <w:t xml:space="preserve">          → </w:t>
+        <w:t xml:space="preserve">6. avatar_url          → </w:t>
       </w:r>
       <w:r>
         <w:t>頭像</w:t>
@@ -250,15 +169,7 @@
         <w:t>（由</w:t>
       </w:r>
       <w:r>
-        <w:t xml:space="preserve"> </w:t>
-      </w:r>
-      <w:proofErr w:type="spellStart"/>
-      <w:r>
-        <w:t>Dicebear</w:t>
-      </w:r>
-      <w:proofErr w:type="spellEnd"/>
-      <w:r>
-        <w:t xml:space="preserve"> </w:t>
+        <w:t xml:space="preserve"> Dicebear </w:t>
       </w:r>
       <w:r>
         <w:t>動態產生）</w:t>
@@ -274,15 +185,7 @@
     </w:p>
     <w:p>
       <w:r>
-        <w:t xml:space="preserve">8. </w:t>
-      </w:r>
-      <w:proofErr w:type="spellStart"/>
-      <w:r>
-        <w:t>message_content</w:t>
-      </w:r>
-      <w:proofErr w:type="spellEnd"/>
-      <w:r>
-        <w:t xml:space="preserve">     → </w:t>
+        <w:t xml:space="preserve">8. message_content     → </w:t>
       </w:r>
       <w:r>
         <w:t>內容</w:t>
@@ -290,15 +193,7 @@
     </w:p>
     <w:p>
       <w:r>
-        <w:t xml:space="preserve">9. </w:t>
-      </w:r>
-      <w:proofErr w:type="spellStart"/>
-      <w:r>
-        <w:t>created_at</w:t>
-      </w:r>
-      <w:proofErr w:type="spellEnd"/>
-      <w:r>
-        <w:t xml:space="preserve">          → </w:t>
+        <w:t xml:space="preserve">9. created_at          → </w:t>
       </w:r>
       <w:r>
         <w:t>發文時間</w:t>
@@ -313,27 +208,14 @@
         <w:t>為什麼外鍵從</w:t>
       </w:r>
       <w:r>
-        <w:t xml:space="preserve"> </w:t>
-      </w:r>
-      <w:proofErr w:type="spellStart"/>
-      <w:r>
-        <w:t>this_user_profile</w:t>
-      </w:r>
-      <w:proofErr w:type="spellEnd"/>
-      <w:r>
-        <w:t xml:space="preserve"> </w:t>
+        <w:t xml:space="preserve"> this_user_profile </w:t>
       </w:r>
       <w:r>
         <w:t>改為</w:t>
       </w:r>
       <w:r>
-        <w:t xml:space="preserve"> </w:t>
-      </w:r>
-      <w:proofErr w:type="spellStart"/>
-      <w:r>
-        <w:t>auth_user</w:t>
-      </w:r>
-      <w:proofErr w:type="spellEnd"/>
+        <w:t xml:space="preserve"> auth_user</w:t>
+      </w:r>
       <w:r>
         <w:t>：</w:t>
       </w:r>
@@ -352,29 +234,13 @@
         <w:t>登入後的</w:t>
       </w:r>
       <w:r>
-        <w:t xml:space="preserve"> </w:t>
-      </w:r>
-      <w:proofErr w:type="spellStart"/>
-      <w:r>
-        <w:t>request.user</w:t>
-      </w:r>
-      <w:proofErr w:type="spellEnd"/>
-      <w:r>
-        <w:t xml:space="preserve"> </w:t>
+        <w:t xml:space="preserve"> request.user </w:t>
       </w:r>
       <w:r>
         <w:t>屬於</w:t>
       </w:r>
       <w:r>
-        <w:t xml:space="preserve"> </w:t>
-      </w:r>
-      <w:proofErr w:type="spellStart"/>
-      <w:r>
-        <w:t>auth_user</w:t>
-      </w:r>
-      <w:proofErr w:type="spellEnd"/>
-      <w:r>
-        <w:t xml:space="preserve"> </w:t>
+        <w:t xml:space="preserve"> auth_user </w:t>
       </w:r>
       <w:r>
         <w:t>模型。</w:t>
@@ -388,26 +254,13 @@
         <w:t>若外鍵仍連結</w:t>
       </w:r>
       <w:r>
-        <w:t xml:space="preserve"> </w:t>
-      </w:r>
-      <w:proofErr w:type="spellStart"/>
-      <w:r>
-        <w:t>this_user_profile</w:t>
-      </w:r>
-      <w:proofErr w:type="spellEnd"/>
+        <w:t xml:space="preserve"> this_user_profile</w:t>
+      </w:r>
       <w:r>
         <w:t>，將無法直接用</w:t>
       </w:r>
       <w:r>
-        <w:t xml:space="preserve"> </w:t>
-      </w:r>
-      <w:proofErr w:type="spellStart"/>
-      <w:r>
-        <w:t>request.user</w:t>
-      </w:r>
-      <w:proofErr w:type="spellEnd"/>
-      <w:r>
-        <w:t xml:space="preserve"> </w:t>
+        <w:t xml:space="preserve"> request.user </w:t>
       </w:r>
       <w:r>
         <w:t>儲存，會出現</w:t>
@@ -430,13 +283,8 @@
     </w:p>
     <w:p>
       <w:r>
-        <w:t xml:space="preserve">ALTER TABLE </w:t>
-      </w:r>
-      <w:proofErr w:type="spellStart"/>
-      <w:r>
-        <w:t>chat_interaction</w:t>
-      </w:r>
-      <w:proofErr w:type="spellEnd"/>
+        <w:t>ALTER TABLE chat_interaction</w:t>
+      </w:r>
     </w:p>
     <w:p>
       <w:r>
@@ -447,13 +295,8 @@
     <w:p/>
     <w:p>
       <w:r>
-        <w:t xml:space="preserve">ALTER TABLE </w:t>
-      </w:r>
-      <w:proofErr w:type="spellStart"/>
-      <w:r>
-        <w:t>chat_interaction</w:t>
-      </w:r>
-      <w:proofErr w:type="spellEnd"/>
+        <w:t>ALTER TABLE chat_interaction</w:t>
+      </w:r>
     </w:p>
     <w:p>
       <w:r>
@@ -462,28 +305,69 @@
     </w:p>
     <w:p>
       <w:r>
-        <w:t>FOREIGN KEY (</w:t>
-      </w:r>
-      <w:proofErr w:type="spellStart"/>
-      <w:r>
-        <w:t>user_id</w:t>
-      </w:r>
-      <w:proofErr w:type="spellEnd"/>
-      <w:r>
-        <w:t xml:space="preserve">) REFERENCES </w:t>
-      </w:r>
-      <w:proofErr w:type="spellStart"/>
-      <w:r>
-        <w:t>auth_user</w:t>
-      </w:r>
-      <w:proofErr w:type="spellEnd"/>
-      <w:r>
-        <w:t>(id)</w:t>
-      </w:r>
-    </w:p>
-    <w:p>
+        <w:t>FOREIGN KEY (user_id) REFERENCES auth_user(id)</w:t>
+      </w:r>
+    </w:p>
+    <w:p>
+      <w:pPr>
+        <w:rPr>
+          <w:rFonts w:hint="eastAsia"/>
+        </w:rPr>
+      </w:pPr>
       <w:r>
         <w:t>ON DELETE CASCADE;</w:t>
+      </w:r>
+      <w:r>
+        <w:br/>
+      </w:r>
+      <w:r>
+        <w:br/>
+      </w:r>
+      <w:r>
+        <w:rPr>
+          <w:rFonts w:hint="eastAsia"/>
+        </w:rPr>
+        <w:t>更動資料表順序</w:t>
+      </w:r>
+      <w:r>
+        <w:br/>
+      </w:r>
+      <w:r>
+        <w:drawing>
+          <wp:inline distT="0" distB="0" distL="0" distR="0" wp14:anchorId="161FE0E9" wp14:editId="65278095">
+            <wp:extent cx="5274310" cy="1774190"/>
+            <wp:effectExtent l="0" t="0" r="0" b="0"/>
+            <wp:docPr id="1682378892" name="圖片 1"/>
+            <wp:cNvGraphicFramePr>
+              <a:graphicFrameLocks xmlns:a="http://schemas.openxmlformats.org/drawingml/2006/main" noChangeAspect="1"/>
+            </wp:cNvGraphicFramePr>
+            <a:graphic xmlns:a="http://schemas.openxmlformats.org/drawingml/2006/main">
+              <a:graphicData uri="http://schemas.openxmlformats.org/drawingml/2006/picture">
+                <pic:pic xmlns:pic="http://schemas.openxmlformats.org/drawingml/2006/picture">
+                  <pic:nvPicPr>
+                    <pic:cNvPr id="1682378892" name=""/>
+                    <pic:cNvPicPr/>
+                  </pic:nvPicPr>
+                  <pic:blipFill>
+                    <a:blip r:embed="rId4"/>
+                    <a:stretch>
+                      <a:fillRect/>
+                    </a:stretch>
+                  </pic:blipFill>
+                  <pic:spPr>
+                    <a:xfrm>
+                      <a:off x="0" y="0"/>
+                      <a:ext cx="5274310" cy="1774190"/>
+                    </a:xfrm>
+                    <a:prstGeom prst="rect">
+                      <a:avLst/>
+                    </a:prstGeom>
+                  </pic:spPr>
+                </pic:pic>
+              </a:graphicData>
+            </a:graphic>
+          </wp:inline>
+        </w:drawing>
       </w:r>
     </w:p>
     <w:sectPr>
